--- a/Fraction Collector - Response to Reviewers.docx
+++ b/Fraction Collector - Response to Reviewers.docx
@@ -1078,7 +1078,17 @@
           <w:color w:val="4F81BD" w:themeColor="accent1"/>
           <w:highlight w:val="white"/>
         </w:rPr>
-        <w:t xml:space="preserve"> We thank the reviewer for this question. In the flow reaction examples presented in this work, steady-state operation was determined from the reaction profile generated by the </w:t>
+        <w:t xml:space="preserve"> </w:t>
+      </w:r>
+      <w:r>
+        <w:rPr>
+          <w:rFonts w:ascii="Roboto" w:eastAsia="Roboto" w:hAnsi="Roboto" w:cs="Roboto"/>
+          <w:i/>
+          <w:iCs/>
+          <w:color w:val="4F81BD" w:themeColor="accent1"/>
+          <w:highlight w:val="white"/>
+        </w:rPr>
+        <w:t>We thank the reviewer for this question. In the flow reaction examples presented in this work, steady-state operation was determined from the reaction profile generated by </w:t>
       </w:r>
       <w:proofErr w:type="spellStart"/>
       <w:r>
@@ -1089,7 +1099,7 @@
           <w:color w:val="4F81BD" w:themeColor="accent1"/>
           <w:highlight w:val="white"/>
         </w:rPr>
-        <w:t>Vapourtec</w:t>
+        <w:t>Vapourtec’s</w:t>
       </w:r>
       <w:proofErr w:type="spellEnd"/>
       <w:r>
@@ -1100,7 +1110,7 @@
           <w:color w:val="4F81BD" w:themeColor="accent1"/>
           <w:highlight w:val="white"/>
         </w:rPr>
-        <w:t xml:space="preserve"> flow reactor rather than by simply discarding a fixed pre-run volume. Specifically, the code extracted the reaction timing profile and automatically calculated when the outlet stream should be directed to waste and when fractions should be collected. Three fractions were collected during the steady-state period, while the pre-steady-state and post-steady-state portions were discarded to waste. A buffer factor was also included in the collection logic to provide an additional margin of confidence that only steady-state product was collected.</w:t>
+        <w:t> R Series software rather than by simply discarding a fixed pre-run volume. Specifically, the code extracted the reaction timing profile and automatically calculated when the outlet stream should be directed to waste and when fractions should be collected. Three fractions were collected during the steady-state period, while the pre-steady-state and post-steady-state portions were discarded as waste. A buffer factor was also included in the collection logic to provide an additional margin of confidence that only the steady-state product was collected.</w:t>
       </w:r>
     </w:p>
     <w:p>
@@ -2516,7 +2526,6 @@
   <w:style w:type="character" w:default="1" w:styleId="DefaultParagraphFont">
     <w:name w:val="Default Paragraph Font"/>
     <w:uiPriority w:val="1"/>
-    <w:semiHidden/>
     <w:unhideWhenUsed/>
   </w:style>
   <w:style w:type="table" w:default="1" w:styleId="TableNormal">
